--- a/pr-preview/pr-331/mcmc-handout.docx
+++ b/pr-preview/pr-331/mcmc-handout.docx
@@ -15,7 +15,7 @@
         <w:pStyle w:val="Date"/>
       </w:pPr>
       <w:r>
-        <w:t xml:space="preserve">Last modified: 2026-10-18 00:41:10 (PDT)</w:t>
+        <w:t xml:space="preserve">Last modified: 2026-10-18 13:25:37 (PDT)</w:t>
       </w:r>
     </w:p>
     <w:p>
@@ -53,7 +53,7 @@
         <w:t xml:space="preserve"> </w:t>
       </w:r>
       <w:r>
-        <w:t xml:space="preserve">(Dobson and Barnett 2018, chap. 13)</w:t>
+        <w:t xml:space="preserve">[1, Ch. 13]</w:t>
       </w:r>
       <w:r>
         <w:t xml:space="preserve">.</w:t>
@@ -224,7 +224,7 @@
         <w:t xml:space="preserve"> </w:t>
       </w:r>
       <w:r>
-        <w:t xml:space="preserve">(Dobson and Barnett 2018, chap. 13, p. 287)</w:t>
+        <w:t xml:space="preserve">[1, Ch. 13], p. 287</w:t>
       </w:r>
       <w:r>
         <w:t xml:space="preserve">.</w:t>
@@ -330,6 +330,12 @@
         </m:r>
       </m:oMath>
       <w:r>
+        <w:t xml:space="preserve"> </w:t>
+      </w:r>
+      <w:r>
+        <w:t xml:space="preserve">[2]</w:t>
+      </w:r>
+      <w:r>
         <w:t xml:space="preserve">.</w:t>
       </w:r>
     </w:p>
@@ -344,7 +350,7 @@
         <w:t xml:space="preserve"> </w:t>
       </w:r>
       <w:r>
-        <w:t xml:space="preserve">Wikipedia contributors (2026d)</w:t>
+        <w:t xml:space="preserve">Wikipedia contributors [2]</w:t>
       </w:r>
       <w:r>
         <w:t xml:space="preserve">.</w:t>
@@ -975,7 +981,7 @@
         <w:t xml:space="preserve"> </w:t>
       </w:r>
       <w:r>
-        <w:t xml:space="preserve">(Dobson and Barnett 2018, chap. 13, p. 287)</w:t>
+        <w:t xml:space="preserve">[1, Ch. 13], p. 287</w:t>
       </w:r>
       <w:r>
         <w:t xml:space="preserve">.</w:t>
@@ -1093,6 +1099,12 @@
       <w:r>
         <w:t xml:space="preserve">is</w:t>
       </w:r>
+      <w:r>
+        <w:t xml:space="preserve"> </w:t>
+      </w:r>
+      <w:r>
+        <w:t xml:space="preserve">[3]</w:t>
+      </w:r>
     </w:p>
     <w:p>
       <w:pPr>
@@ -1115,7 +1127,7 @@
         <w:t xml:space="preserve"> </w:t>
       </w:r>
       <w:r>
-        <w:t xml:space="preserve">Wikipedia contributors (2026f)</w:t>
+        <w:t xml:space="preserve">Wikipedia contributors [3]</w:t>
       </w:r>
       <w:r>
         <w:t xml:space="preserve">.</w:t>
@@ -1159,7 +1171,7 @@
         <w:t xml:space="preserve"> </w:t>
       </w:r>
       <w:r>
-        <w:t xml:space="preserve">(Dobson and Barnett 2018, chap. 13, p. 288)</w:t>
+        <w:t xml:space="preserve">[1, Ch. 13], p. 288</w:t>
       </w:r>
       <w:r>
         <w:t xml:space="preserve">.</w:t>
@@ -2161,6 +2173,12 @@
         <w:t xml:space="preserve">$\mathord{\smash[b]{\underset{\raise.3ex\hbox{$\scriptstyle\sim$}}{\theta}}\vphantom{\theta}}^{(t)}$</w:t>
       </w:r>
       <w:r>
+        <w:t xml:space="preserve"> </w:t>
+      </w:r>
+      <w:r>
+        <w:t xml:space="preserve">[4]</w:t>
+      </w:r>
+      <w:r>
         <w:t xml:space="preserve">:</w:t>
       </w:r>
     </w:p>
@@ -2187,7 +2205,7 @@
         <w:t xml:space="preserve"> </w:t>
       </w:r>
       <w:r>
-        <w:t xml:space="preserve">Wikipedia contributors (2026c)</w:t>
+        <w:t xml:space="preserve">Wikipedia contributors [4]</w:t>
       </w:r>
       <w:r>
         <w:t xml:space="preserve">.</w:t>
@@ -2317,7 +2335,7 @@
         <w:t xml:space="preserve"> </w:t>
       </w:r>
       <w:r>
-        <w:t xml:space="preserve">Wikipedia contributors (2026g)</w:t>
+        <w:t xml:space="preserve">Wikipedia contributors [5]</w:t>
       </w:r>
       <w:r>
         <w:t xml:space="preserve">.</w:t>
@@ -4761,7 +4779,7 @@
         <w:t xml:space="preserve"> </w:t>
       </w:r>
       <w:r>
-        <w:t xml:space="preserve">(Casella and Berger 2002, Corollary 4.6.10)</w:t>
+        <w:t xml:space="preserve">[6], Corollary 4.6.10</w:t>
       </w:r>
       <w:r>
         <w:t xml:space="preserve">.</w:t>
@@ -8824,7 +8842,7 @@
               <w:t xml:space="preserve"> </w:t>
             </w:r>
             <w:r>
-              <w:t xml:space="preserve">Casella and Berger (2002, Corollary 4.6.10)</w:t>
+              <w:t xml:space="preserve">Casella and Berger [6], Corollary 4.6.10</w:t>
             </w:r>
             <w:r>
               <w:t xml:space="preserve">.</w:t>
@@ -9180,7 +9198,7 @@
         <w:t xml:space="preserve"> </w:t>
       </w:r>
       <w:r>
-        <w:t xml:space="preserve">(Gelman et al. 2013, sec. 11.2, p. 279; Robert and Casella 2004, sec. 6.6.1, Theorem 6.51, p. 234)</w:t>
+        <w:t xml:space="preserve">[7, Sec. 11.2], p. 279, [8, Sec. 6.6.1], Theorem 6.51, p. 234</w:t>
       </w:r>
       <w:r>
         <w:t xml:space="preserve">.</w:t>
@@ -9201,7 +9219,7 @@
         <w:t xml:space="preserve"> </w:t>
       </w:r>
       <w:r>
-        <w:t xml:space="preserve">(Robert and Casella 2004, sec. 6.7.1, Theorem 6.63, p. 241; Robert and Casella 2004, sec. 7.2, p. 269)</w:t>
+        <w:t xml:space="preserve">[8, Sec. 6.7.1], Theorem 6.63, p. 241, [8, Sec. 7.2], p. 269</w:t>
       </w:r>
       <w:r>
         <w:t xml:space="preserve">.</w:t>
@@ -9228,7 +9246,7 @@
         <w:t xml:space="preserve"> </w:t>
       </w:r>
       <w:r>
-        <w:t xml:space="preserve">(Gelman et al. 2013, chap. 11, p. 275)</w:t>
+        <w:t xml:space="preserve">[7, Ch. 11], p. 275</w:t>
       </w:r>
       <w:r>
         <w:t xml:space="preserve">,</w:t>
@@ -10444,7 +10462,13 @@
         <w:t xml:space="preserve"> </w:t>
       </w:r>
       <w:r>
-        <w:t xml:space="preserve">(Dobson and Barnett 2018, chap. 13, p. 291)</w:t>
+        <w:t xml:space="preserve">[1, Ch. 13], p. 291</w:t>
+      </w:r>
+      <w:r>
+        <w:t xml:space="preserve"> </w:t>
+      </w:r>
+      <w:r>
+        <w:t xml:space="preserve">[9]</w:t>
       </w:r>
       <w:r>
         <w:t xml:space="preserve">:</w:t>
@@ -10596,7 +10620,7 @@
         <w:t xml:space="preserve"> </w:t>
       </w:r>
       <w:r>
-        <w:t xml:space="preserve">Wikipedia contributors (2026e)</w:t>
+        <w:t xml:space="preserve">Wikipedia contributors [9]</w:t>
       </w:r>
       <w:r>
         <w:t xml:space="preserve">.</w:t>
@@ -10762,7 +10786,7 @@
         <w:t xml:space="preserve"> </w:t>
       </w:r>
       <w:r>
-        <w:t xml:space="preserve">(Gelman et al. 2013, sec. 11.2, pp. 279-280; Robert and Casella 2004, sec. 7.3.1, Theorem 7.2, p. 272)</w:t>
+        <w:t xml:space="preserve">[7, Sec. 11.2], pp. 279-280, [8, Sec. 7.3.1], Theorem 7.2, p. 272</w:t>
       </w:r>
       <w:r>
         <w:t xml:space="preserve">.</w:t>
@@ -12537,7 +12561,7 @@
         <w:t xml:space="preserve"> </w:t>
       </w:r>
       <w:r>
-        <w:t xml:space="preserve">(Dobson and Barnett 2018, chap. 13, p. 301)</w:t>
+        <w:t xml:space="preserve">[1, Ch. 13], p. 301</w:t>
       </w:r>
       <w:r>
         <w:t xml:space="preserve">.</w:t>
@@ -13998,7 +14022,13 @@
         <w:t xml:space="preserve"> </w:t>
       </w:r>
       <w:r>
-        <w:t xml:space="preserve">(Dobson and Barnett 2018, chap. 13, p. 293)</w:t>
+        <w:t xml:space="preserve">[1, Ch. 13], p. 293</w:t>
+      </w:r>
+      <w:r>
+        <w:t xml:space="preserve"> </w:t>
+      </w:r>
+      <w:r>
+        <w:t xml:space="preserve">[10]</w:t>
       </w:r>
       <w:r>
         <w:t xml:space="preserve">.</w:t>
@@ -14015,7 +14045,7 @@
         <w:t xml:space="preserve"> </w:t>
       </w:r>
       <w:r>
-        <w:t xml:space="preserve">Wikipedia contributors (2026b)</w:t>
+        <w:t xml:space="preserve">Wikipedia contributors [10]</w:t>
       </w:r>
       <w:r>
         <w:t xml:space="preserve">.</w:t>
@@ -14071,7 +14101,7 @@
         <w:t xml:space="preserve"> </w:t>
       </w:r>
       <w:r>
-        <w:t xml:space="preserve">(Dobson and Barnett 2018, chap. 13, p. 293)</w:t>
+        <w:t xml:space="preserve">[1, Ch. 13], p. 293</w:t>
       </w:r>
       <w:r>
         <w:t xml:space="preserve">.</w:t>
@@ -14110,7 +14140,7 @@
         <w:t xml:space="preserve"> </w:t>
       </w:r>
       <w:r>
-        <w:t xml:space="preserve">(Dobson and Barnett 2018, chap. 13)</w:t>
+        <w:t xml:space="preserve">[1, Ch. 13]</w:t>
       </w:r>
       <w:r>
         <w:t xml:space="preserve">.</w:t>
@@ -14362,7 +14392,7 @@
         <w:t xml:space="preserve"> </w:t>
       </w:r>
       <w:r>
-        <w:t xml:space="preserve">(Casella and Berger 2002, Definition 4.5.10)</w:t>
+        <w:t xml:space="preserve">[6], Definition 4.5.10</w:t>
       </w:r>
       <w:r>
         <w:t xml:space="preserve">.</w:t>
@@ -16492,7 +16522,7 @@
         <w:t xml:space="preserve"> </w:t>
       </w:r>
       <w:r>
-        <w:t xml:space="preserve">(Dobson and Barnett 2018, chap. 13, p. 302)</w:t>
+        <w:t xml:space="preserve">[1, Ch. 13], p. 302</w:t>
       </w:r>
       <w:r>
         <w:t xml:space="preserve">.</w:t>
@@ -17371,7 +17401,7 @@
         <w:t xml:space="preserve"> </w:t>
       </w:r>
       <w:r>
-        <w:t xml:space="preserve">(Gelman et al. 2013, sec. 11.4, pp. 283-285)</w:t>
+        <w:t xml:space="preserve">[7, Sec. 11.4], pp. 283-285</w:t>
       </w:r>
       <w:r>
         <w:t xml:space="preserve">.</w:t>
@@ -17397,7 +17427,7 @@
         <w:t xml:space="preserve"> </w:t>
       </w:r>
       <w:r>
-        <w:t xml:space="preserve">Gelman et al. (2013, sec. 11.4, pp. 284-285)</w:t>
+        <w:t xml:space="preserve">Gelman et al. [7, Sec. 11.4], pp. 284-285</w:t>
       </w:r>
       <w:r>
         <w:t xml:space="preserve">,</w:t>
@@ -17466,7 +17496,7 @@
         <w:t xml:space="preserve"> </w:t>
       </w:r>
       <w:r>
-        <w:t xml:space="preserve">(Gelman et al. 2013, sec. 11.4, p. 285, footnote 2)</w:t>
+        <w:t xml:space="preserve">[7, Sec. 11.4], p. 285, footnote 2</w:t>
       </w:r>
       <w:r>
         <w:t xml:space="preserve">.</w:t>
@@ -17521,7 +17551,7 @@
         <w:t xml:space="preserve"> </w:t>
       </w:r>
       <w:r>
-        <w:t xml:space="preserve">(Dobson and Barnett 2018, chap. 13, p. 306)</w:t>
+        <w:t xml:space="preserve">[1, Ch. 13], p. 306</w:t>
       </w:r>
       <w:r>
         <w:t xml:space="preserve">.</w:t>
@@ -18547,7 +18577,7 @@
         <w:t xml:space="preserve"> </w:t>
       </w:r>
       <w:r>
-        <w:t xml:space="preserve">(Dobson and Barnett 2018, chap. 13, p. 302)</w:t>
+        <w:t xml:space="preserve">[1, Ch. 13], p. 302</w:t>
       </w:r>
       <w:r>
         <w:t xml:space="preserve">.</w:t>
@@ -19103,7 +19133,7 @@
         <w:t xml:space="preserve"> </w:t>
       </w:r>
       <w:r>
-        <w:t xml:space="preserve">(Casella and Berger 2002, sec. 3.3, p. 107)</w:t>
+        <w:t xml:space="preserve">[6, Sec. 3.3], p. 107</w:t>
       </w:r>
       <w:r>
         <w:t xml:space="preserve">:</w:t>
@@ -19810,7 +19840,7 @@
         <w:t xml:space="preserve"> </w:t>
       </w:r>
       <w:r>
-        <w:t xml:space="preserve">(Dobson and Barnett 2018, chap. 13, p. 299)</w:t>
+        <w:t xml:space="preserve">[1, Ch. 13], p. 299</w:t>
       </w:r>
       <w:r>
         <w:t xml:space="preserve">.</w:t>
@@ -20034,7 +20064,7 @@
         <w:t xml:space="preserve"> </w:t>
       </w:r>
       <w:r>
-        <w:t xml:space="preserve">(Dobson and Barnett 2018, chap. 13, p. 306)</w:t>
+        <w:t xml:space="preserve">[1, Ch. 13], p. 306</w:t>
       </w:r>
       <w:r>
         <w:t xml:space="preserve">.</w:t>
@@ -20281,6 +20311,12 @@
       <w:r>
         <w:t xml:space="preserve">is</w:t>
       </w:r>
+      <w:r>
+        <w:t xml:space="preserve"> </w:t>
+      </w:r>
+      <w:r>
+        <w:t xml:space="preserve">[11]</w:t>
+      </w:r>
     </w:p>
     <w:p>
       <w:pPr>
@@ -20379,7 +20415,7 @@
         <w:t xml:space="preserve"> </w:t>
       </w:r>
       <w:r>
-        <w:t xml:space="preserve">Wikipedia contributors (2026a)</w:t>
+        <w:t xml:space="preserve">Wikipedia contributors [11]</w:t>
       </w:r>
       <w:r>
         <w:t xml:space="preserve">.</w:t>
@@ -20507,7 +20543,7 @@
         <w:t xml:space="preserve"> </w:t>
       </w:r>
       <w:r>
-        <w:t xml:space="preserve">(Dobson and Barnett 2018, chap. 13, p. 306)</w:t>
+        <w:t xml:space="preserve">[1, Ch. 13], p. 306</w:t>
       </w:r>
       <w:r>
         <w:t xml:space="preserve">.</w:t>
@@ -21600,7 +21636,7 @@
         <w:t xml:space="preserve"> </w:t>
       </w:r>
       <w:r>
-        <w:t xml:space="preserve">(Dobson and Barnett 2018, chap. 13, p. 306)</w:t>
+        <w:t xml:space="preserve">[1, Ch. 13], p. 306</w:t>
       </w:r>
       <w:r>
         <w:t xml:space="preserve">.</w:t>
@@ -21608,135 +21644,32 @@
     </w:p>
     <w:bookmarkEnd w:id="75"/>
     <w:bookmarkEnd w:id="76"/>
-    <w:bookmarkStart w:id="77" w:name="further-reading"/>
+    <w:bookmarkStart w:id="100" w:name="references"/>
     <w:p>
       <w:pPr>
         <w:pStyle w:val="Heading2"/>
       </w:pPr>
       <w:r>
-        <w:t xml:space="preserve">Further reading</w:t>
+        <w:t xml:space="preserve">References</w:t>
       </w:r>
     </w:p>
-    <w:p>
-      <w:pPr>
-        <w:numPr>
-          <w:ilvl w:val="0"/>
-          <w:numId w:val="1002"/>
-        </w:numPr>
-      </w:pPr>
-      <w:r>
-        <w:t xml:space="preserve">Wikipedia contributors (2026d)</w:t>
-      </w:r>
-      <w:r>
-        <w:t xml:space="preserve"> </w:t>
-      </w:r>
-      <w:r>
-        <w:t xml:space="preserve">— the family of samplers and their diagnostics</w:t>
-      </w:r>
-    </w:p>
-    <w:p>
-      <w:pPr>
-        <w:numPr>
-          <w:ilvl w:val="0"/>
-          <w:numId w:val="1002"/>
-        </w:numPr>
-      </w:pPr>
-      <w:r>
-        <w:t xml:space="preserve">Wikipedia contributors (2026e)</w:t>
-      </w:r>
-      <w:r>
-        <w:t xml:space="preserve"> </w:t>
-      </w:r>
-      <w:r>
-        <w:t xml:space="preserve">— the algorithm and its variants</w:t>
-      </w:r>
-    </w:p>
-    <w:p>
-      <w:pPr>
-        <w:numPr>
-          <w:ilvl w:val="0"/>
-          <w:numId w:val="1002"/>
-        </w:numPr>
-      </w:pPr>
-      <w:r>
-        <w:t xml:space="preserve">Wikipedia contributors (2026b)</w:t>
-      </w:r>
-      <w:r>
-        <w:t xml:space="preserve"> </w:t>
-      </w:r>
-      <w:r>
-        <w:t xml:space="preserve">— sampling from full conditional distributions</w:t>
-      </w:r>
-    </w:p>
-    <w:p>
-      <w:pPr>
-        <w:numPr>
-          <w:ilvl w:val="0"/>
-          <w:numId w:val="1002"/>
-        </w:numPr>
-      </w:pPr>
-      <w:r>
-        <w:t xml:space="preserve">Wikipedia contributors (2026f)</w:t>
-      </w:r>
-      <w:r>
-        <w:t xml:space="preserve"> </w:t>
-      </w:r>
-      <w:r>
-        <w:t xml:space="preserve">— Monte Carlo estimation, with examples</w:t>
-      </w:r>
-    </w:p>
-    <w:p>
-      <w:pPr>
-        <w:numPr>
-          <w:ilvl w:val="0"/>
-          <w:numId w:val="1002"/>
-        </w:numPr>
-      </w:pPr>
-      <w:r>
-        <w:t xml:space="preserve">Wikipedia contributors (2026c)</w:t>
-      </w:r>
-      <w:r>
-        <w:t xml:space="preserve"> </w:t>
-      </w:r>
-      <w:r>
-        <w:t xml:space="preserve">— Markov chains and their stationary distributions</w:t>
-      </w:r>
-    </w:p>
-    <w:p>
-      <w:pPr>
-        <w:numPr>
-          <w:ilvl w:val="0"/>
-          <w:numId w:val="1002"/>
-        </w:numPr>
-      </w:pPr>
-      <w:r>
-        <w:t xml:space="preserve">Wikipedia contributors (2026a)</w:t>
-      </w:r>
-      <w:r>
-        <w:t xml:space="preserve"> </w:t>
-      </w:r>
-      <w:r>
-        <w:t xml:space="preserve">— the criterion and its effective number of parameters</w:t>
-      </w:r>
-    </w:p>
-    <w:bookmarkEnd w:id="77"/>
-    <w:bookmarkStart w:id="101" w:name="references"/>
-    <w:p>
-      <w:pPr>
-        <w:pStyle w:val="Heading2"/>
-      </w:pPr>
-      <w:r>
-        <w:t xml:space="preserve">References</w:t>
-      </w:r>
-    </w:p>
-    <w:bookmarkStart w:id="100" w:name="refs"/>
-    <w:bookmarkStart w:id="79" w:name="ref-CaseBerg01"/>
+    <w:bookmarkStart w:id="99" w:name="refs"/>
+    <w:bookmarkStart w:id="78" w:name="ref-dobson4e"/>
     <w:p>
       <w:pPr>
         <w:pStyle w:val="Bibliography"/>
       </w:pPr>
       <w:r>
-        <w:t xml:space="preserve">Casella, George, and Roger Berger. 2002.</w:t>
+        <w:t xml:space="preserve">[1]</w:t>
+      </w:r>
+      <w:r>
+        <w:t xml:space="preserve"> </w:t>
+      </w:r>
+      <w:r>
+        <w:t xml:space="preserve">	</w:t>
+      </w:r>
+      <w:r>
+        <w:t xml:space="preserve">A. J. Dobson and A. G. Barnett,</w:t>
       </w:r>
       <w:r>
         <w:t xml:space="preserve"> </w:t>
@@ -21746,15 +21679,289 @@
           <w:i/>
           <w:iCs/>
         </w:rPr>
-        <w:t xml:space="preserve">Statistical Inference</w:t>
-      </w:r>
-      <w:r>
-        <w:t xml:space="preserve">. 2nd ed. Cengage Learning.</w:t>
-      </w:r>
-      <w:r>
-        <w:t xml:space="preserve"> </w:t>
-      </w:r>
-      <w:hyperlink r:id="rId78">
+        <w:t xml:space="preserve">An introduction to generalized linear models</w:t>
+      </w:r>
+      <w:r>
+        <w:t xml:space="preserve">, 4th ed. CRC press, 2018. doi:</w:t>
+      </w:r>
+      <w:r>
+        <w:t xml:space="preserve"> </w:t>
+      </w:r>
+      <w:hyperlink r:id="rId77">
+        <w:r>
+          <w:rPr>
+            <w:rStyle w:val="Hyperlink"/>
+          </w:rPr>
+          <w:t xml:space="preserve">10.1201/9781315182780</w:t>
+        </w:r>
+      </w:hyperlink>
+      <w:r>
+        <w:t xml:space="preserve">.</w:t>
+      </w:r>
+    </w:p>
+    <w:bookmarkEnd w:id="78"/>
+    <w:bookmarkStart w:id="80" w:name="ref-wikipedia_markov_chain_monte_carlo"/>
+    <w:p>
+      <w:pPr>
+        <w:pStyle w:val="Bibliography"/>
+      </w:pPr>
+      <w:r>
+        <w:t xml:space="preserve">[2]</w:t>
+      </w:r>
+      <w:r>
+        <w:t xml:space="preserve"> </w:t>
+      </w:r>
+      <w:r>
+        <w:t xml:space="preserve">	</w:t>
+      </w:r>
+      <w:r>
+        <w:t xml:space="preserve">Wikipedia contributors,</w:t>
+      </w:r>
+      <w:r>
+        <w:t xml:space="preserve"> </w:t>
+      </w:r>
+      <w:r>
+        <w:t xml:space="preserve">“Markov chain monte carlo —</w:t>
+      </w:r>
+      <w:r>
+        <w:t xml:space="preserve"> </w:t>
+      </w:r>
+      <w:r>
+        <w:t xml:space="preserve">Wikipedia</w:t>
+      </w:r>
+      <w:r>
+        <w:t xml:space="preserve">,</w:t>
+      </w:r>
+      <w:r>
+        <w:t xml:space="preserve"> </w:t>
+      </w:r>
+      <w:r>
+        <w:t xml:space="preserve">the free encyclopedia.”</w:t>
+      </w:r>
+      <w:r>
+        <w:t xml:space="preserve"> </w:t>
+      </w:r>
+      <w:r>
+        <w:t xml:space="preserve">2026. Available:</w:t>
+      </w:r>
+      <w:r>
+        <w:t xml:space="preserve"> </w:t>
+      </w:r>
+      <w:hyperlink r:id="rId79">
+        <w:r>
+          <w:rPr>
+            <w:rStyle w:val="Hyperlink"/>
+          </w:rPr>
+          <w:t xml:space="preserve">https://en.wikipedia.org/wiki/Markov_chain_Monte_Carlo</w:t>
+        </w:r>
+      </w:hyperlink>
+    </w:p>
+    <w:bookmarkEnd w:id="80"/>
+    <w:bookmarkStart w:id="82" w:name="ref-wikipedia_monte_carlo_method"/>
+    <w:p>
+      <w:pPr>
+        <w:pStyle w:val="Bibliography"/>
+      </w:pPr>
+      <w:r>
+        <w:t xml:space="preserve">[3]</w:t>
+      </w:r>
+      <w:r>
+        <w:t xml:space="preserve"> </w:t>
+      </w:r>
+      <w:r>
+        <w:t xml:space="preserve">	</w:t>
+      </w:r>
+      <w:r>
+        <w:t xml:space="preserve">Wikipedia contributors,</w:t>
+      </w:r>
+      <w:r>
+        <w:t xml:space="preserve"> </w:t>
+      </w:r>
+      <w:r>
+        <w:t xml:space="preserve">“Monte carlo method —</w:t>
+      </w:r>
+      <w:r>
+        <w:t xml:space="preserve"> </w:t>
+      </w:r>
+      <w:r>
+        <w:t xml:space="preserve">Wikipedia</w:t>
+      </w:r>
+      <w:r>
+        <w:t xml:space="preserve">,</w:t>
+      </w:r>
+      <w:r>
+        <w:t xml:space="preserve"> </w:t>
+      </w:r>
+      <w:r>
+        <w:t xml:space="preserve">the free encyclopedia.”</w:t>
+      </w:r>
+      <w:r>
+        <w:t xml:space="preserve"> </w:t>
+      </w:r>
+      <w:r>
+        <w:t xml:space="preserve">2026. Available:</w:t>
+      </w:r>
+      <w:r>
+        <w:t xml:space="preserve"> </w:t>
+      </w:r>
+      <w:hyperlink r:id="rId81">
+        <w:r>
+          <w:rPr>
+            <w:rStyle w:val="Hyperlink"/>
+          </w:rPr>
+          <w:t xml:space="preserve">https://en.wikipedia.org/wiki/Monte_Carlo_method</w:t>
+        </w:r>
+      </w:hyperlink>
+    </w:p>
+    <w:bookmarkEnd w:id="82"/>
+    <w:bookmarkStart w:id="84" w:name="ref-wikipedia_markov_chain"/>
+    <w:p>
+      <w:pPr>
+        <w:pStyle w:val="Bibliography"/>
+      </w:pPr>
+      <w:r>
+        <w:t xml:space="preserve">[4]</w:t>
+      </w:r>
+      <w:r>
+        <w:t xml:space="preserve"> </w:t>
+      </w:r>
+      <w:r>
+        <w:t xml:space="preserve">	</w:t>
+      </w:r>
+      <w:r>
+        <w:t xml:space="preserve">Wikipedia contributors,</w:t>
+      </w:r>
+      <w:r>
+        <w:t xml:space="preserve"> </w:t>
+      </w:r>
+      <w:r>
+        <w:t xml:space="preserve">“Markov chain —</w:t>
+      </w:r>
+      <w:r>
+        <w:t xml:space="preserve"> </w:t>
+      </w:r>
+      <w:r>
+        <w:t xml:space="preserve">Wikipedia</w:t>
+      </w:r>
+      <w:r>
+        <w:t xml:space="preserve">,</w:t>
+      </w:r>
+      <w:r>
+        <w:t xml:space="preserve"> </w:t>
+      </w:r>
+      <w:r>
+        <w:t xml:space="preserve">the free encyclopedia.”</w:t>
+      </w:r>
+      <w:r>
+        <w:t xml:space="preserve"> </w:t>
+      </w:r>
+      <w:r>
+        <w:t xml:space="preserve">2026. Available:</w:t>
+      </w:r>
+      <w:r>
+        <w:t xml:space="preserve"> </w:t>
+      </w:r>
+      <w:hyperlink r:id="rId83">
+        <w:r>
+          <w:rPr>
+            <w:rStyle w:val="Hyperlink"/>
+          </w:rPr>
+          <w:t xml:space="preserve">https://en.wikipedia.org/wiki/Markov_chain</w:t>
+        </w:r>
+      </w:hyperlink>
+    </w:p>
+    <w:bookmarkEnd w:id="84"/>
+    <w:bookmarkStart w:id="86" w:name="ref-wikipedia_stationary_distribution"/>
+    <w:p>
+      <w:pPr>
+        <w:pStyle w:val="Bibliography"/>
+      </w:pPr>
+      <w:r>
+        <w:t xml:space="preserve">[5]</w:t>
+      </w:r>
+      <w:r>
+        <w:t xml:space="preserve"> </w:t>
+      </w:r>
+      <w:r>
+        <w:t xml:space="preserve">	</w:t>
+      </w:r>
+      <w:r>
+        <w:t xml:space="preserve">Wikipedia contributors,</w:t>
+      </w:r>
+      <w:r>
+        <w:t xml:space="preserve"> </w:t>
+      </w:r>
+      <w:r>
+        <w:t xml:space="preserve">“Stationary distribution —</w:t>
+      </w:r>
+      <w:r>
+        <w:t xml:space="preserve"> </w:t>
+      </w:r>
+      <w:r>
+        <w:t xml:space="preserve">Wikipedia</w:t>
+      </w:r>
+      <w:r>
+        <w:t xml:space="preserve">,</w:t>
+      </w:r>
+      <w:r>
+        <w:t xml:space="preserve"> </w:t>
+      </w:r>
+      <w:r>
+        <w:t xml:space="preserve">the free encyclopedia.”</w:t>
+      </w:r>
+      <w:r>
+        <w:t xml:space="preserve"> </w:t>
+      </w:r>
+      <w:r>
+        <w:t xml:space="preserve">2026. Available:</w:t>
+      </w:r>
+      <w:r>
+        <w:t xml:space="preserve"> </w:t>
+      </w:r>
+      <w:hyperlink r:id="rId85">
+        <w:r>
+          <w:rPr>
+            <w:rStyle w:val="Hyperlink"/>
+          </w:rPr>
+          <w:t xml:space="preserve">https://en.wikipedia.org/wiki/Stationary_distribution</w:t>
+        </w:r>
+      </w:hyperlink>
+    </w:p>
+    <w:bookmarkEnd w:id="86"/>
+    <w:bookmarkStart w:id="88" w:name="ref-CaseBerg01"/>
+    <w:p>
+      <w:pPr>
+        <w:pStyle w:val="Bibliography"/>
+      </w:pPr>
+      <w:r>
+        <w:t xml:space="preserve">[6]</w:t>
+      </w:r>
+      <w:r>
+        <w:t xml:space="preserve"> </w:t>
+      </w:r>
+      <w:r>
+        <w:t xml:space="preserve">	</w:t>
+      </w:r>
+      <w:r>
+        <w:t xml:space="preserve">G. Casella and R. Berger,</w:t>
+      </w:r>
+      <w:r>
+        <w:t xml:space="preserve"> </w:t>
+      </w:r>
+      <w:r>
+        <w:rPr>
+          <w:i/>
+          <w:iCs/>
+        </w:rPr>
+        <w:t xml:space="preserve">Statistical inference</w:t>
+      </w:r>
+      <w:r>
+        <w:t xml:space="preserve">, 2nd ed. Cengage Learning, 2002. Available:</w:t>
+      </w:r>
+      <w:r>
+        <w:t xml:space="preserve"> </w:t>
+      </w:r>
+      <w:hyperlink r:id="rId87">
         <w:r>
           <w:rPr>
             <w:rStyle w:val="Hyperlink"/>
@@ -21762,18 +21969,24 @@
           <w:t xml:space="preserve">https://www.cengage.com/c/statistical-inference-2e-casella-berger/9780534243128/</w:t>
         </w:r>
       </w:hyperlink>
-      <w:r>
-        <w:t xml:space="preserve">.</w:t>
-      </w:r>
     </w:p>
-    <w:bookmarkEnd w:id="79"/>
-    <w:bookmarkStart w:id="81" w:name="ref-dobson4e"/>
+    <w:bookmarkEnd w:id="88"/>
+    <w:bookmarkStart w:id="90" w:name="ref-gelman2013bda"/>
     <w:p>
       <w:pPr>
         <w:pStyle w:val="Bibliography"/>
       </w:pPr>
       <w:r>
-        <w:t xml:space="preserve">Dobson, Annette J, and Adrian G Barnett. 2018.</w:t>
+        <w:t xml:space="preserve">[7]</w:t>
+      </w:r>
+      <w:r>
+        <w:t xml:space="preserve"> </w:t>
+      </w:r>
+      <w:r>
+        <w:t xml:space="preserve">	</w:t>
+      </w:r>
+      <w:r>
+        <w:t xml:space="preserve">A. Gelman, J. B. Carlin, H. S. Stern, D. B. Dunson, A. Vehtari, and D. B. Rubin,</w:t>
       </w:r>
       <w:r>
         <w:t xml:space="preserve"> </w:t>
@@ -21783,34 +21996,43 @@
           <w:i/>
           <w:iCs/>
         </w:rPr>
-        <w:t xml:space="preserve">An Introduction to Generalized Linear Models</w:t>
-      </w:r>
-      <w:r>
-        <w:t xml:space="preserve">. 4th ed. CRC press.</w:t>
-      </w:r>
-      <w:r>
-        <w:t xml:space="preserve"> </w:t>
-      </w:r>
-      <w:hyperlink r:id="rId80">
+        <w:t xml:space="preserve">Bayesian data analysis</w:t>
+      </w:r>
+      <w:r>
+        <w:t xml:space="preserve">, 3rd ed. in Chapman &amp; hall/CRC texts in statistical science. Boca Raton, FL: CRC Press, 2013. doi:</w:t>
+      </w:r>
+      <w:r>
+        <w:t xml:space="preserve"> </w:t>
+      </w:r>
+      <w:hyperlink r:id="rId89">
         <w:r>
           <w:rPr>
             <w:rStyle w:val="Hyperlink"/>
           </w:rPr>
-          <w:t xml:space="preserve">https://doi.org/10.1201/9781315182780</w:t>
+          <w:t xml:space="preserve">10.1201/b16018</w:t>
         </w:r>
       </w:hyperlink>
       <w:r>
         <w:t xml:space="preserve">.</w:t>
       </w:r>
     </w:p>
-    <w:bookmarkEnd w:id="81"/>
-    <w:bookmarkStart w:id="83" w:name="ref-gelman2013bda"/>
+    <w:bookmarkEnd w:id="90"/>
+    <w:bookmarkStart w:id="92" w:name="ref-robert2004mcsm"/>
     <w:p>
       <w:pPr>
         <w:pStyle w:val="Bibliography"/>
       </w:pPr>
       <w:r>
-        <w:t xml:space="preserve">Gelman, Andrew, John B. Carlin, Hal S. Stern, David B. Dunson, Aki Vehtari, and Donald B. Rubin. 2013.</w:t>
+        <w:t xml:space="preserve">[8]</w:t>
+      </w:r>
+      <w:r>
+        <w:t xml:space="preserve"> </w:t>
+      </w:r>
+      <w:r>
+        <w:t xml:space="preserve">	</w:t>
+      </w:r>
+      <w:r>
+        <w:t xml:space="preserve">C. P. Robert and G. Casella,</w:t>
       </w:r>
       <w:r>
         <w:t xml:space="preserve"> </w:t>
@@ -21820,124 +22042,189 @@
           <w:i/>
           <w:iCs/>
         </w:rPr>
-        <w:t xml:space="preserve">Bayesian Data Analysis</w:t>
-      </w:r>
-      <w:r>
-        <w:t xml:space="preserve">. 3rd ed. Chapman &amp; Hall/CRC Texts in Statistical Science. CRC Press.</w:t>
-      </w:r>
-      <w:r>
-        <w:t xml:space="preserve"> </w:t>
-      </w:r>
-      <w:hyperlink r:id="rId82">
+        <w:t xml:space="preserve">Monte carlo statistical methods</w:t>
+      </w:r>
+      <w:r>
+        <w:t xml:space="preserve">, 2nd ed. in Springer texts in statistics. New York: Springer, 2004. doi:</w:t>
+      </w:r>
+      <w:r>
+        <w:t xml:space="preserve"> </w:t>
+      </w:r>
+      <w:hyperlink r:id="rId91">
         <w:r>
           <w:rPr>
             <w:rStyle w:val="Hyperlink"/>
           </w:rPr>
-          <w:t xml:space="preserve">https://doi.org/10.1201/b16018</w:t>
+          <w:t xml:space="preserve">10.1007/978-1-4757-4145-2</w:t>
         </w:r>
       </w:hyperlink>
       <w:r>
         <w:t xml:space="preserve">.</w:t>
       </w:r>
     </w:p>
-    <w:bookmarkEnd w:id="83"/>
-    <w:bookmarkStart w:id="85" w:name="ref-robert2004mcsm"/>
+    <w:bookmarkEnd w:id="92"/>
+    <w:bookmarkStart w:id="94" w:name="X0a397c7ca9bb93e4a8b0185e95bc53522f3477c"/>
     <w:p>
       <w:pPr>
         <w:pStyle w:val="Bibliography"/>
       </w:pPr>
       <w:r>
-        <w:t xml:space="preserve">Robert, Christian P., and George Casella. 2004.</w:t>
-      </w:r>
-      <w:r>
-        <w:t xml:space="preserve"> </w:t>
-      </w:r>
-      <w:r>
-        <w:rPr>
-          <w:i/>
-          <w:iCs/>
-        </w:rPr>
-        <w:t xml:space="preserve">Monte Carlo Statistical Methods</w:t>
-      </w:r>
-      <w:r>
-        <w:t xml:space="preserve">. 2nd ed. Springer Texts in Statistics. Springer.</w:t>
-      </w:r>
-      <w:r>
-        <w:t xml:space="preserve"> </w:t>
-      </w:r>
-      <w:hyperlink r:id="rId84">
+        <w:t xml:space="preserve">[9]</w:t>
+      </w:r>
+      <w:r>
+        <w:t xml:space="preserve"> </w:t>
+      </w:r>
+      <w:r>
+        <w:t xml:space="preserve">	</w:t>
+      </w:r>
+      <w:r>
+        <w:t xml:space="preserve">Wikipedia contributors,</w:t>
+      </w:r>
+      <w:r>
+        <w:t xml:space="preserve"> </w:t>
+      </w:r>
+      <w:r>
+        <w:t xml:space="preserve">“Metropolis–hastings algorithm —</w:t>
+      </w:r>
+      <w:r>
+        <w:t xml:space="preserve"> </w:t>
+      </w:r>
+      <w:r>
+        <w:t xml:space="preserve">Wikipedia</w:t>
+      </w:r>
+      <w:r>
+        <w:t xml:space="preserve">,</w:t>
+      </w:r>
+      <w:r>
+        <w:t xml:space="preserve"> </w:t>
+      </w:r>
+      <w:r>
+        <w:t xml:space="preserve">the free encyclopedia.”</w:t>
+      </w:r>
+      <w:r>
+        <w:t xml:space="preserve"> </w:t>
+      </w:r>
+      <w:r>
+        <w:t xml:space="preserve">2026. Available:</w:t>
+      </w:r>
+      <w:r>
+        <w:t xml:space="preserve"> </w:t>
+      </w:r>
+      <w:hyperlink r:id="rId93">
         <w:r>
           <w:rPr>
             <w:rStyle w:val="Hyperlink"/>
           </w:rPr>
-          <w:t xml:space="preserve">https://doi.org/10.1007/978-1-4757-4145-2</w:t>
+          <w:t xml:space="preserve">https://en.wikipedia.org/wiki/Metropolis%E2%80%93Hastings_algorithm</w:t>
         </w:r>
       </w:hyperlink>
-      <w:r>
-        <w:t xml:space="preserve">.</w:t>
-      </w:r>
     </w:p>
-    <w:bookmarkEnd w:id="85"/>
-    <w:bookmarkStart w:id="87" w:name="Xd7292e24074baff789bf2200686314ff38f3ab0"/>
+    <w:bookmarkEnd w:id="94"/>
+    <w:bookmarkStart w:id="96" w:name="ref-wikipedia_gibbs_sampling"/>
     <w:p>
       <w:pPr>
         <w:pStyle w:val="Bibliography"/>
       </w:pPr>
       <w:r>
-        <w:t xml:space="preserve">Wikipedia contributors. 2026a.</w:t>
-      </w:r>
-      <w:r>
-        <w:t xml:space="preserve"> </w:t>
-      </w:r>
-      <w:r>
-        <w:rPr>
-          <w:i/>
-          <w:iCs/>
-        </w:rPr>
-        <w:t xml:space="preserve">Deviance Information Criterion —</w:t>
-      </w:r>
-      <w:r>
-        <w:rPr>
-          <w:i/>
-          <w:iCs/>
-        </w:rPr>
-        <w:t xml:space="preserve"> </w:t>
-      </w:r>
-      <w:r>
-        <w:rPr>
-          <w:i/>
-          <w:iCs/>
-        </w:rPr>
+        <w:t xml:space="preserve">[10]</w:t>
+      </w:r>
+      <w:r>
+        <w:t xml:space="preserve"> </w:t>
+      </w:r>
+      <w:r>
+        <w:t xml:space="preserve">	</w:t>
+      </w:r>
+      <w:r>
+        <w:t xml:space="preserve">Wikipedia contributors,</w:t>
+      </w:r>
+      <w:r>
+        <w:t xml:space="preserve"> </w:t>
+      </w:r>
+      <w:r>
+        <w:t xml:space="preserve">“Gibbs sampling —</w:t>
+      </w:r>
+      <w:r>
+        <w:t xml:space="preserve"> </w:t>
+      </w:r>
+      <w:r>
         <w:t xml:space="preserve">Wikipedia</w:t>
       </w:r>
       <w:r>
-        <w:rPr>
-          <w:i/>
-          <w:iCs/>
-        </w:rPr>
         <w:t xml:space="preserve">,</w:t>
       </w:r>
       <w:r>
-        <w:rPr>
-          <w:i/>
-          <w:iCs/>
-        </w:rPr>
-        <w:t xml:space="preserve"> </w:t>
-      </w:r>
-      <w:r>
-        <w:rPr>
-          <w:i/>
-          <w:iCs/>
-        </w:rPr>
-        <w:t xml:space="preserve">the Free Encyclopedia</w:t>
-      </w:r>
-      <w:r>
-        <w:t xml:space="preserve">.</w:t>
-      </w:r>
-      <w:r>
-        <w:t xml:space="preserve"> </w:t>
-      </w:r>
-      <w:hyperlink r:id="rId86">
+        <w:t xml:space="preserve"> </w:t>
+      </w:r>
+      <w:r>
+        <w:t xml:space="preserve">the free encyclopedia.”</w:t>
+      </w:r>
+      <w:r>
+        <w:t xml:space="preserve"> </w:t>
+      </w:r>
+      <w:r>
+        <w:t xml:space="preserve">2026. Available:</w:t>
+      </w:r>
+      <w:r>
+        <w:t xml:space="preserve"> </w:t>
+      </w:r>
+      <w:hyperlink r:id="rId95">
+        <w:r>
+          <w:rPr>
+            <w:rStyle w:val="Hyperlink"/>
+          </w:rPr>
+          <w:t xml:space="preserve">https://en.wikipedia.org/wiki/Gibbs_sampling</w:t>
+        </w:r>
+      </w:hyperlink>
+    </w:p>
+    <w:bookmarkEnd w:id="96"/>
+    <w:bookmarkStart w:id="98" w:name="Xd7292e24074baff789bf2200686314ff38f3ab0"/>
+    <w:p>
+      <w:pPr>
+        <w:pStyle w:val="Bibliography"/>
+      </w:pPr>
+      <w:r>
+        <w:t xml:space="preserve">[11]</w:t>
+      </w:r>
+      <w:r>
+        <w:t xml:space="preserve"> </w:t>
+      </w:r>
+      <w:r>
+        <w:t xml:space="preserve">	</w:t>
+      </w:r>
+      <w:r>
+        <w:t xml:space="preserve">Wikipedia contributors,</w:t>
+      </w:r>
+      <w:r>
+        <w:t xml:space="preserve"> </w:t>
+      </w:r>
+      <w:r>
+        <w:t xml:space="preserve">“Deviance information criterion —</w:t>
+      </w:r>
+      <w:r>
+        <w:t xml:space="preserve"> </w:t>
+      </w:r>
+      <w:r>
+        <w:t xml:space="preserve">Wikipedia</w:t>
+      </w:r>
+      <w:r>
+        <w:t xml:space="preserve">,</w:t>
+      </w:r>
+      <w:r>
+        <w:t xml:space="preserve"> </w:t>
+      </w:r>
+      <w:r>
+        <w:t xml:space="preserve">the free encyclopedia.”</w:t>
+      </w:r>
+      <w:r>
+        <w:t xml:space="preserve"> </w:t>
+      </w:r>
+      <w:r>
+        <w:t xml:space="preserve">2026. Available:</w:t>
+      </w:r>
+      <w:r>
+        <w:t xml:space="preserve"> </w:t>
+      </w:r>
+      <w:hyperlink r:id="rId97">
         <w:r>
           <w:rPr>
             <w:rStyle w:val="Hyperlink"/>
@@ -21945,445 +22232,10 @@
           <w:t xml:space="preserve">https://en.wikipedia.org/wiki/Deviance_information_criterion</w:t>
         </w:r>
       </w:hyperlink>
-      <w:r>
-        <w:t xml:space="preserve">.</w:t>
-      </w:r>
     </w:p>
-    <w:bookmarkEnd w:id="87"/>
-    <w:bookmarkStart w:id="89" w:name="ref-wikipedia_gibbs_sampling"/>
-    <w:p>
-      <w:pPr>
-        <w:pStyle w:val="Bibliography"/>
-      </w:pPr>
-      <w:r>
-        <w:t xml:space="preserve">Wikipedia contributors. 2026b.</w:t>
-      </w:r>
-      <w:r>
-        <w:t xml:space="preserve"> </w:t>
-      </w:r>
-      <w:r>
-        <w:rPr>
-          <w:i/>
-          <w:iCs/>
-        </w:rPr>
-        <w:t xml:space="preserve">Gibbs Sampling —</w:t>
-      </w:r>
-      <w:r>
-        <w:rPr>
-          <w:i/>
-          <w:iCs/>
-        </w:rPr>
-        <w:t xml:space="preserve"> </w:t>
-      </w:r>
-      <w:r>
-        <w:rPr>
-          <w:i/>
-          <w:iCs/>
-        </w:rPr>
-        <w:t xml:space="preserve">Wikipedia</w:t>
-      </w:r>
-      <w:r>
-        <w:rPr>
-          <w:i/>
-          <w:iCs/>
-        </w:rPr>
-        <w:t xml:space="preserve">,</w:t>
-      </w:r>
-      <w:r>
-        <w:rPr>
-          <w:i/>
-          <w:iCs/>
-        </w:rPr>
-        <w:t xml:space="preserve"> </w:t>
-      </w:r>
-      <w:r>
-        <w:rPr>
-          <w:i/>
-          <w:iCs/>
-        </w:rPr>
-        <w:t xml:space="preserve">the Free Encyclopedia</w:t>
-      </w:r>
-      <w:r>
-        <w:t xml:space="preserve">.</w:t>
-      </w:r>
-      <w:r>
-        <w:t xml:space="preserve"> </w:t>
-      </w:r>
-      <w:hyperlink r:id="rId88">
-        <w:r>
-          <w:rPr>
-            <w:rStyle w:val="Hyperlink"/>
-          </w:rPr>
-          <w:t xml:space="preserve">https://en.wikipedia.org/wiki/Gibbs_sampling</w:t>
-        </w:r>
-      </w:hyperlink>
-      <w:r>
-        <w:t xml:space="preserve">.</w:t>
-      </w:r>
-    </w:p>
-    <w:bookmarkEnd w:id="89"/>
-    <w:bookmarkStart w:id="91" w:name="ref-wikipedia_markov_chain"/>
-    <w:p>
-      <w:pPr>
-        <w:pStyle w:val="Bibliography"/>
-      </w:pPr>
-      <w:r>
-        <w:t xml:space="preserve">Wikipedia contributors. 2026c.</w:t>
-      </w:r>
-      <w:r>
-        <w:t xml:space="preserve"> </w:t>
-      </w:r>
-      <w:r>
-        <w:rPr>
-          <w:i/>
-          <w:iCs/>
-        </w:rPr>
-        <w:t xml:space="preserve">Markov Chain —</w:t>
-      </w:r>
-      <w:r>
-        <w:rPr>
-          <w:i/>
-          <w:iCs/>
-        </w:rPr>
-        <w:t xml:space="preserve"> </w:t>
-      </w:r>
-      <w:r>
-        <w:rPr>
-          <w:i/>
-          <w:iCs/>
-        </w:rPr>
-        <w:t xml:space="preserve">Wikipedia</w:t>
-      </w:r>
-      <w:r>
-        <w:rPr>
-          <w:i/>
-          <w:iCs/>
-        </w:rPr>
-        <w:t xml:space="preserve">,</w:t>
-      </w:r>
-      <w:r>
-        <w:rPr>
-          <w:i/>
-          <w:iCs/>
-        </w:rPr>
-        <w:t xml:space="preserve"> </w:t>
-      </w:r>
-      <w:r>
-        <w:rPr>
-          <w:i/>
-          <w:iCs/>
-        </w:rPr>
-        <w:t xml:space="preserve">the Free Encyclopedia</w:t>
-      </w:r>
-      <w:r>
-        <w:t xml:space="preserve">.</w:t>
-      </w:r>
-      <w:r>
-        <w:t xml:space="preserve"> </w:t>
-      </w:r>
-      <w:hyperlink r:id="rId90">
-        <w:r>
-          <w:rPr>
-            <w:rStyle w:val="Hyperlink"/>
-          </w:rPr>
-          <w:t xml:space="preserve">https://en.wikipedia.org/wiki/Markov_chain</w:t>
-        </w:r>
-      </w:hyperlink>
-      <w:r>
-        <w:t xml:space="preserve">.</w:t>
-      </w:r>
-    </w:p>
-    <w:bookmarkEnd w:id="91"/>
-    <w:bookmarkStart w:id="93" w:name="ref-wikipedia_markov_chain_monte_carlo"/>
-    <w:p>
-      <w:pPr>
-        <w:pStyle w:val="Bibliography"/>
-      </w:pPr>
-      <w:r>
-        <w:t xml:space="preserve">Wikipedia contributors. 2026d.</w:t>
-      </w:r>
-      <w:r>
-        <w:t xml:space="preserve"> </w:t>
-      </w:r>
-      <w:r>
-        <w:rPr>
-          <w:i/>
-          <w:iCs/>
-        </w:rPr>
-        <w:t xml:space="preserve">Markov Chain Monte Carlo —</w:t>
-      </w:r>
-      <w:r>
-        <w:rPr>
-          <w:i/>
-          <w:iCs/>
-        </w:rPr>
-        <w:t xml:space="preserve"> </w:t>
-      </w:r>
-      <w:r>
-        <w:rPr>
-          <w:i/>
-          <w:iCs/>
-        </w:rPr>
-        <w:t xml:space="preserve">Wikipedia</w:t>
-      </w:r>
-      <w:r>
-        <w:rPr>
-          <w:i/>
-          <w:iCs/>
-        </w:rPr>
-        <w:t xml:space="preserve">,</w:t>
-      </w:r>
-      <w:r>
-        <w:rPr>
-          <w:i/>
-          <w:iCs/>
-        </w:rPr>
-        <w:t xml:space="preserve"> </w:t>
-      </w:r>
-      <w:r>
-        <w:rPr>
-          <w:i/>
-          <w:iCs/>
-        </w:rPr>
-        <w:t xml:space="preserve">the Free Encyclopedia</w:t>
-      </w:r>
-      <w:r>
-        <w:t xml:space="preserve">.</w:t>
-      </w:r>
-      <w:r>
-        <w:t xml:space="preserve"> </w:t>
-      </w:r>
-      <w:hyperlink r:id="rId92">
-        <w:r>
-          <w:rPr>
-            <w:rStyle w:val="Hyperlink"/>
-          </w:rPr>
-          <w:t xml:space="preserve">https://en.wikipedia.org/wiki/Markov_chain_Monte_Carlo</w:t>
-        </w:r>
-      </w:hyperlink>
-      <w:r>
-        <w:t xml:space="preserve">.</w:t>
-      </w:r>
-    </w:p>
-    <w:bookmarkEnd w:id="93"/>
-    <w:bookmarkStart w:id="95" w:name="X0a397c7ca9bb93e4a8b0185e95bc53522f3477c"/>
-    <w:p>
-      <w:pPr>
-        <w:pStyle w:val="Bibliography"/>
-      </w:pPr>
-      <w:r>
-        <w:t xml:space="preserve">Wikipedia contributors. 2026e.</w:t>
-      </w:r>
-      <w:r>
-        <w:t xml:space="preserve"> </w:t>
-      </w:r>
-      <w:r>
-        <w:rPr>
-          <w:i/>
-          <w:iCs/>
-        </w:rPr>
-        <w:t xml:space="preserve">Metropolis–Hastings Algorithm —</w:t>
-      </w:r>
-      <w:r>
-        <w:rPr>
-          <w:i/>
-          <w:iCs/>
-        </w:rPr>
-        <w:t xml:space="preserve"> </w:t>
-      </w:r>
-      <w:r>
-        <w:rPr>
-          <w:i/>
-          <w:iCs/>
-        </w:rPr>
-        <w:t xml:space="preserve">Wikipedia</w:t>
-      </w:r>
-      <w:r>
-        <w:rPr>
-          <w:i/>
-          <w:iCs/>
-        </w:rPr>
-        <w:t xml:space="preserve">,</w:t>
-      </w:r>
-      <w:r>
-        <w:rPr>
-          <w:i/>
-          <w:iCs/>
-        </w:rPr>
-        <w:t xml:space="preserve"> </w:t>
-      </w:r>
-      <w:r>
-        <w:rPr>
-          <w:i/>
-          <w:iCs/>
-        </w:rPr>
-        <w:t xml:space="preserve">the Free Encyclopedia</w:t>
-      </w:r>
-      <w:r>
-        <w:t xml:space="preserve">.</w:t>
-      </w:r>
-      <w:r>
-        <w:t xml:space="preserve"> </w:t>
-      </w:r>
-      <w:hyperlink r:id="rId94">
-        <w:r>
-          <w:rPr>
-            <w:rStyle w:val="Hyperlink"/>
-          </w:rPr>
-          <w:t xml:space="preserve">https://en.wikipedia.org/wiki/Metropolis%E2%80%93Hastings_algorithm</w:t>
-        </w:r>
-      </w:hyperlink>
-      <w:r>
-        <w:t xml:space="preserve">.</w:t>
-      </w:r>
-    </w:p>
-    <w:bookmarkEnd w:id="95"/>
-    <w:bookmarkStart w:id="97" w:name="ref-wikipedia_monte_carlo_method"/>
-    <w:p>
-      <w:pPr>
-        <w:pStyle w:val="Bibliography"/>
-      </w:pPr>
-      <w:r>
-        <w:t xml:space="preserve">Wikipedia contributors. 2026f.</w:t>
-      </w:r>
-      <w:r>
-        <w:t xml:space="preserve"> </w:t>
-      </w:r>
-      <w:r>
-        <w:rPr>
-          <w:i/>
-          <w:iCs/>
-        </w:rPr>
-        <w:t xml:space="preserve">Monte Carlo Method —</w:t>
-      </w:r>
-      <w:r>
-        <w:rPr>
-          <w:i/>
-          <w:iCs/>
-        </w:rPr>
-        <w:t xml:space="preserve"> </w:t>
-      </w:r>
-      <w:r>
-        <w:rPr>
-          <w:i/>
-          <w:iCs/>
-        </w:rPr>
-        <w:t xml:space="preserve">Wikipedia</w:t>
-      </w:r>
-      <w:r>
-        <w:rPr>
-          <w:i/>
-          <w:iCs/>
-        </w:rPr>
-        <w:t xml:space="preserve">,</w:t>
-      </w:r>
-      <w:r>
-        <w:rPr>
-          <w:i/>
-          <w:iCs/>
-        </w:rPr>
-        <w:t xml:space="preserve"> </w:t>
-      </w:r>
-      <w:r>
-        <w:rPr>
-          <w:i/>
-          <w:iCs/>
-        </w:rPr>
-        <w:t xml:space="preserve">the Free Encyclopedia</w:t>
-      </w:r>
-      <w:r>
-        <w:t xml:space="preserve">.</w:t>
-      </w:r>
-      <w:r>
-        <w:t xml:space="preserve"> </w:t>
-      </w:r>
-      <w:hyperlink r:id="rId96">
-        <w:r>
-          <w:rPr>
-            <w:rStyle w:val="Hyperlink"/>
-          </w:rPr>
-          <w:t xml:space="preserve">https://en.wikipedia.org/wiki/Monte_Carlo_method</w:t>
-        </w:r>
-      </w:hyperlink>
-      <w:r>
-        <w:t xml:space="preserve">.</w:t>
-      </w:r>
-    </w:p>
-    <w:bookmarkEnd w:id="97"/>
-    <w:bookmarkStart w:id="99" w:name="ref-wikipedia_stationary_distribution"/>
-    <w:p>
-      <w:pPr>
-        <w:pStyle w:val="Bibliography"/>
-      </w:pPr>
-      <w:r>
-        <w:t xml:space="preserve">Wikipedia contributors. 2026g.</w:t>
-      </w:r>
-      <w:r>
-        <w:t xml:space="preserve"> </w:t>
-      </w:r>
-      <w:r>
-        <w:rPr>
-          <w:i/>
-          <w:iCs/>
-        </w:rPr>
-        <w:t xml:space="preserve">Stationary Distribution —</w:t>
-      </w:r>
-      <w:r>
-        <w:rPr>
-          <w:i/>
-          <w:iCs/>
-        </w:rPr>
-        <w:t xml:space="preserve"> </w:t>
-      </w:r>
-      <w:r>
-        <w:rPr>
-          <w:i/>
-          <w:iCs/>
-        </w:rPr>
-        <w:t xml:space="preserve">Wikipedia</w:t>
-      </w:r>
-      <w:r>
-        <w:rPr>
-          <w:i/>
-          <w:iCs/>
-        </w:rPr>
-        <w:t xml:space="preserve">,</w:t>
-      </w:r>
-      <w:r>
-        <w:rPr>
-          <w:i/>
-          <w:iCs/>
-        </w:rPr>
-        <w:t xml:space="preserve"> </w:t>
-      </w:r>
-      <w:r>
-        <w:rPr>
-          <w:i/>
-          <w:iCs/>
-        </w:rPr>
-        <w:t xml:space="preserve">the Free Encyclopedia</w:t>
-      </w:r>
-      <w:r>
-        <w:t xml:space="preserve">.</w:t>
-      </w:r>
-      <w:r>
-        <w:t xml:space="preserve"> </w:t>
-      </w:r>
-      <w:hyperlink r:id="rId98">
-        <w:r>
-          <w:rPr>
-            <w:rStyle w:val="Hyperlink"/>
-          </w:rPr>
-          <w:t xml:space="preserve">https://en.wikipedia.org/wiki/Stationary_distribution</w:t>
-        </w:r>
-      </w:hyperlink>
-      <w:r>
-        <w:t xml:space="preserve">.</w:t>
-      </w:r>
-    </w:p>
+    <w:bookmarkEnd w:id="98"/>
     <w:bookmarkEnd w:id="99"/>
     <w:bookmarkEnd w:id="100"/>
-    <w:bookmarkEnd w:id="101"/>
     <w:sectPr>
       <w:footnotePr>
         <w:numRestart w:val="eachSect"/>
@@ -22579,109 +22431,6 @@
       </w:pPr>
     </w:lvl>
   </w:abstractNum>
-  <w:abstractNum w:abstractNumId="991">
-    <w:nsid w:val="0000A991"/>
-    <w:multiLevelType w:val="multilevel"/>
-    <w:lvl w:ilvl="0">
-      <w:numFmt w:val="bullet"/>
-      <w:lvlText w:val=""/>
-      <w:lvlJc w:val="left"/>
-      <w:pPr>
-        <w:ind w:left="720" w:hanging="360"/>
-      </w:pPr>
-      <w:rPr>
-        <w:rFonts w:ascii="Symbol" w:hAnsi="Symbol" w:cs="Symbol" w:hint="default"/>
-      </w:rPr>
-    </w:lvl>
-    <w:lvl w:ilvl="1">
-      <w:numFmt w:val="bullet"/>
-      <w:lvlText w:val="o"/>
-      <w:lvlJc w:val="left"/>
-      <w:pPr>
-        <w:ind w:left="1440" w:hanging="360"/>
-      </w:pPr>
-      <w:rPr>
-        <w:rFonts w:ascii="Courier New" w:hAnsi="Courier New" w:cs="Courier New" w:hint="default"/>
-      </w:rPr>
-    </w:lvl>
-    <w:lvl w:ilvl="2">
-      <w:numFmt w:val="bullet"/>
-      <w:lvlText w:val=""/>
-      <w:lvlJc w:val="left"/>
-      <w:pPr>
-        <w:ind w:left="2160" w:hanging="360"/>
-      </w:pPr>
-      <w:rPr>
-        <w:rFonts w:ascii="Wingdings" w:hAnsi="Wingdings" w:cs="Wingdings" w:hint="default"/>
-      </w:rPr>
-    </w:lvl>
-    <w:lvl w:ilvl="3">
-      <w:numFmt w:val="bullet"/>
-      <w:lvlText w:val=""/>
-      <w:lvlJc w:val="left"/>
-      <w:pPr>
-        <w:ind w:left="2880" w:hanging="360"/>
-      </w:pPr>
-      <w:rPr>
-        <w:rFonts w:ascii="Symbol" w:hAnsi="Symbol" w:cs="Symbol" w:hint="default"/>
-      </w:rPr>
-    </w:lvl>
-    <w:lvl w:ilvl="4">
-      <w:numFmt w:val="bullet"/>
-      <w:lvlText w:val="o"/>
-      <w:lvlJc w:val="left"/>
-      <w:pPr>
-        <w:ind w:left="3600" w:hanging="360"/>
-      </w:pPr>
-      <w:rPr>
-        <w:rFonts w:ascii="Courier New" w:hAnsi="Courier New" w:cs="Courier New" w:hint="default"/>
-      </w:rPr>
-    </w:lvl>
-    <w:lvl w:ilvl="5">
-      <w:numFmt w:val="bullet"/>
-      <w:lvlText w:val=""/>
-      <w:lvlJc w:val="left"/>
-      <w:pPr>
-        <w:ind w:left="4320" w:hanging="360"/>
-      </w:pPr>
-      <w:rPr>
-        <w:rFonts w:ascii="Wingdings" w:hAnsi="Wingdings" w:cs="Wingdings" w:hint="default"/>
-      </w:rPr>
-    </w:lvl>
-    <w:lvl w:ilvl="6">
-      <w:numFmt w:val="bullet"/>
-      <w:lvlText w:val=""/>
-      <w:lvlJc w:val="left"/>
-      <w:pPr>
-        <w:ind w:left="5040" w:hanging="360"/>
-      </w:pPr>
-      <w:rPr>
-        <w:rFonts w:ascii="Symbol" w:hAnsi="Symbol" w:cs="Symbol" w:hint="default"/>
-      </w:rPr>
-    </w:lvl>
-    <w:lvl w:ilvl="7">
-      <w:numFmt w:val="bullet"/>
-      <w:lvlText w:val="o"/>
-      <w:lvlJc w:val="left"/>
-      <w:pPr>
-        <w:ind w:left="5760" w:hanging="360"/>
-      </w:pPr>
-      <w:rPr>
-        <w:rFonts w:ascii="Courier New" w:hAnsi="Courier New" w:cs="Courier New" w:hint="default"/>
-      </w:rPr>
-    </w:lvl>
-    <w:lvl w:ilvl="8">
-      <w:numFmt w:val="bullet"/>
-      <w:lvlText w:val=""/>
-      <w:lvlJc w:val="left"/>
-      <w:pPr>
-        <w:ind w:left="6480" w:hanging="360"/>
-      </w:pPr>
-      <w:rPr>
-        <w:rFonts w:ascii="Wingdings" w:hAnsi="Wingdings" w:cs="Wingdings" w:hint="default"/>
-      </w:rPr>
-    </w:lvl>
-  </w:abstractNum>
   <w:num w:numId="1000">
     <w:abstractNumId w:val="990"/>
   </w:num>
@@ -22714,9 +22463,6 @@
     <w:lvlOverride w:ilvl="8">
       <w:startOverride w:val="1"/>
     </w:lvlOverride>
-  </w:num>
-  <w:num w:numId="1002">
-    <w:abstractNumId w:val="991"/>
   </w:num>
 </w:numbering>
 </file>
